--- a/Entrega_Fase3_Grupo14/_Referencia/rol4/03_BORRADOR_MU-06_CON_IMAGENES.docx
+++ b/Entrega_Fase3_Grupo14/_Referencia/rol4/03_BORRADOR_MU-06_CON_IMAGENES.docx
@@ -127,7 +127,7 @@
       <w:r>
         <w:drawing>
           <wp:inline xmlns:a="http://schemas.openxmlformats.org/drawingml/2006/main" xmlns:pic="http://schemas.openxmlformats.org/drawingml/2006/picture">
-            <wp:extent cx="5400000" cy="3037500"/>
+            <wp:extent cx="5220000" cy="2936250"/>
             <wp:docPr id="1" name="Picture 1"/>
             <wp:cNvGraphicFramePr>
               <a:graphicFrameLocks noChangeAspect="1"/>
@@ -148,7 +148,7 @@
                   <pic:spPr>
                     <a:xfrm>
                       <a:off x="0" y="0"/>
-                      <a:ext cx="5400000" cy="3037500"/>
+                      <a:ext cx="5220000" cy="2936250"/>
                     </a:xfrm>
                     <a:prstGeom prst="rect"/>
                   </pic:spPr>
@@ -220,7 +220,7 @@
       <w:r>
         <w:drawing>
           <wp:inline xmlns:a="http://schemas.openxmlformats.org/drawingml/2006/main" xmlns:pic="http://schemas.openxmlformats.org/drawingml/2006/picture">
-            <wp:extent cx="5400000" cy="3037500"/>
+            <wp:extent cx="5220000" cy="2936250"/>
             <wp:docPr id="2" name="Picture 2"/>
             <wp:cNvGraphicFramePr>
               <a:graphicFrameLocks noChangeAspect="1"/>
@@ -241,7 +241,7 @@
                   <pic:spPr>
                     <a:xfrm>
                       <a:off x="0" y="0"/>
-                      <a:ext cx="5400000" cy="3037500"/>
+                      <a:ext cx="5220000" cy="2936250"/>
                     </a:xfrm>
                     <a:prstGeom prst="rect"/>
                   </pic:spPr>
@@ -313,7 +313,7 @@
       <w:r>
         <w:drawing>
           <wp:inline xmlns:a="http://schemas.openxmlformats.org/drawingml/2006/main" xmlns:pic="http://schemas.openxmlformats.org/drawingml/2006/picture">
-            <wp:extent cx="5400000" cy="3037500"/>
+            <wp:extent cx="5220000" cy="2936250"/>
             <wp:docPr id="3" name="Picture 3"/>
             <wp:cNvGraphicFramePr>
               <a:graphicFrameLocks noChangeAspect="1"/>
@@ -334,7 +334,7 @@
                   <pic:spPr>
                     <a:xfrm>
                       <a:off x="0" y="0"/>
-                      <a:ext cx="5400000" cy="3037500"/>
+                      <a:ext cx="5220000" cy="2936250"/>
                     </a:xfrm>
                     <a:prstGeom prst="rect"/>
                   </pic:spPr>
@@ -418,7 +418,7 @@
       <w:r>
         <w:drawing>
           <wp:inline xmlns:a="http://schemas.openxmlformats.org/drawingml/2006/main" xmlns:pic="http://schemas.openxmlformats.org/drawingml/2006/picture">
-            <wp:extent cx="5400000" cy="3037500"/>
+            <wp:extent cx="5220000" cy="2936250"/>
             <wp:docPr id="4" name="Picture 4"/>
             <wp:cNvGraphicFramePr>
               <a:graphicFrameLocks noChangeAspect="1"/>
@@ -439,7 +439,7 @@
                   <pic:spPr>
                     <a:xfrm>
                       <a:off x="0" y="0"/>
-                      <a:ext cx="5400000" cy="3037500"/>
+                      <a:ext cx="5220000" cy="2936250"/>
                     </a:xfrm>
                     <a:prstGeom prst="rect"/>
                   </pic:spPr>
@@ -517,7 +517,7 @@
       <w:r>
         <w:drawing>
           <wp:inline xmlns:a="http://schemas.openxmlformats.org/drawingml/2006/main" xmlns:pic="http://schemas.openxmlformats.org/drawingml/2006/picture">
-            <wp:extent cx="5400000" cy="3037500"/>
+            <wp:extent cx="5220000" cy="2936250"/>
             <wp:docPr id="5" name="Picture 5"/>
             <wp:cNvGraphicFramePr>
               <a:graphicFrameLocks noChangeAspect="1"/>
@@ -538,7 +538,7 @@
                   <pic:spPr>
                     <a:xfrm>
                       <a:off x="0" y="0"/>
-                      <a:ext cx="5400000" cy="3037500"/>
+                      <a:ext cx="5220000" cy="2936250"/>
                     </a:xfrm>
                     <a:prstGeom prst="rect"/>
                   </pic:spPr>
@@ -554,7 +554,7 @@
       <w:r>
         <w:drawing>
           <wp:inline xmlns:a="http://schemas.openxmlformats.org/drawingml/2006/main" xmlns:pic="http://schemas.openxmlformats.org/drawingml/2006/picture">
-            <wp:extent cx="5400000" cy="3037500"/>
+            <wp:extent cx="5220000" cy="2936250"/>
             <wp:docPr id="6" name="Picture 6"/>
             <wp:cNvGraphicFramePr>
               <a:graphicFrameLocks noChangeAspect="1"/>
@@ -575,7 +575,7 @@
                   <pic:spPr>
                     <a:xfrm>
                       <a:off x="0" y="0"/>
-                      <a:ext cx="5400000" cy="3037500"/>
+                      <a:ext cx="5220000" cy="2936250"/>
                     </a:xfrm>
                     <a:prstGeom prst="rect"/>
                   </pic:spPr>
@@ -653,7 +653,7 @@
       <w:r>
         <w:drawing>
           <wp:inline xmlns:a="http://schemas.openxmlformats.org/drawingml/2006/main" xmlns:pic="http://schemas.openxmlformats.org/drawingml/2006/picture">
-            <wp:extent cx="5400000" cy="3037500"/>
+            <wp:extent cx="5220000" cy="2936250"/>
             <wp:docPr id="7" name="Picture 7"/>
             <wp:cNvGraphicFramePr>
               <a:graphicFrameLocks noChangeAspect="1"/>
@@ -662,7 +662,7 @@
               <a:graphicData uri="http://schemas.openxmlformats.org/drawingml/2006/picture">
                 <pic:pic>
                   <pic:nvPicPr>
-                    <pic:cNvPr id="0" name="06_factura_monica.png"/>
+                    <pic:cNvPr id="0" name="06c_entrega_monica.png"/>
                     <pic:cNvPicPr/>
                   </pic:nvPicPr>
                   <pic:blipFill>
@@ -674,7 +674,7 @@
                   <pic:spPr>
                     <a:xfrm>
                       <a:off x="0" y="0"/>
-                      <a:ext cx="5400000" cy="3037500"/>
+                      <a:ext cx="5220000" cy="2936250"/>
                     </a:xfrm>
                     <a:prstGeom prst="rect"/>
                   </pic:spPr>
@@ -690,8 +690,45 @@
       <w:r>
         <w:drawing>
           <wp:inline xmlns:a="http://schemas.openxmlformats.org/drawingml/2006/main" xmlns:pic="http://schemas.openxmlformats.org/drawingml/2006/picture">
-            <wp:extent cx="5400000" cy="3037500"/>
+            <wp:extent cx="5220000" cy="2936250"/>
             <wp:docPr id="8" name="Picture 8"/>
+            <wp:cNvGraphicFramePr>
+              <a:graphicFrameLocks noChangeAspect="1"/>
+            </wp:cNvGraphicFramePr>
+            <a:graphic>
+              <a:graphicData uri="http://schemas.openxmlformats.org/drawingml/2006/picture">
+                <pic:pic>
+                  <pic:nvPicPr>
+                    <pic:cNvPr id="0" name="06_factura_monica.png"/>
+                    <pic:cNvPicPr/>
+                  </pic:nvPicPr>
+                  <pic:blipFill>
+                    <a:blip r:embed="rId16"/>
+                    <a:stretch>
+                      <a:fillRect/>
+                    </a:stretch>
+                  </pic:blipFill>
+                  <pic:spPr>
+                    <a:xfrm>
+                      <a:off x="0" y="0"/>
+                      <a:ext cx="5220000" cy="2936250"/>
+                    </a:xfrm>
+                    <a:prstGeom prst="rect"/>
+                  </pic:spPr>
+                </pic:pic>
+              </a:graphicData>
+            </a:graphic>
+          </wp:inline>
+        </w:drawing>
+      </w:r>
+      <w:r>
+        <w:br/>
+      </w:r>
+      <w:r>
+        <w:drawing>
+          <wp:inline xmlns:a="http://schemas.openxmlformats.org/drawingml/2006/main" xmlns:pic="http://schemas.openxmlformats.org/drawingml/2006/picture">
+            <wp:extent cx="5220000" cy="2936250"/>
+            <wp:docPr id="9" name="Picture 9"/>
             <wp:cNvGraphicFramePr>
               <a:graphicFrameLocks noChangeAspect="1"/>
             </wp:cNvGraphicFramePr>
@@ -703,7 +740,7 @@
                     <pic:cNvPicPr/>
                   </pic:nvPicPr>
                   <pic:blipFill>
-                    <a:blip r:embed="rId16"/>
+                    <a:blip r:embed="rId17"/>
                     <a:stretch>
                       <a:fillRect/>
                     </a:stretch>
@@ -711,7 +748,7 @@
                   <pic:spPr>
                     <a:xfrm>
                       <a:off x="0" y="0"/>
-                      <a:ext cx="5400000" cy="3037500"/>
+                      <a:ext cx="5220000" cy="2936250"/>
                     </a:xfrm>
                     <a:prstGeom prst="rect"/>
                   </pic:spPr>
@@ -1128,13 +1165,7 @@
         <w:spacing w:after="40"/>
       </w:pPr>
       <w:r>
-        <w:rPr>
-          <w:b/>
-        </w:rPr>
-        <w:t xml:space="preserve">Ruta: </w:t>
-      </w:r>
-      <w:r>
-        <w:t>Inventario › Informes › Existencias › vista Gráfico › Barras, agrupado por Producto.</w:t>
+        <w:t>Ruta: Inventario › Informes › Ubicaciones › Gráfico › Barras, medida Cantidad en inventario, filtrado a RMT/Existencias y agrupado por Producto. (el reporte Existencias es una lista; el gráfico está en Ubicaciones).</w:t>
       </w:r>
     </w:p>
     <w:p>
@@ -1206,13 +1237,7 @@
         <w:spacing w:after="40"/>
       </w:pPr>
       <w:r>
-        <w:rPr>
-          <w:b/>
-        </w:rPr>
-        <w:t xml:space="preserve">Ruta: </w:t>
-      </w:r>
-      <w:r>
-        <w:t>La misma vista › Pastel, agrupado por Categoría de producto.</w:t>
+        <w:t>Ruta: La misma vista de Ubicaciones › Pastel, agrupado por Categoría de producto.</w:t>
       </w:r>
     </w:p>
     <w:p>
@@ -1665,7 +1690,7 @@
         <w:spacing w:after="40"/>
       </w:pPr>
       <w:r>
-        <w:t>Dato que hay que anotar: El plan preveía 56 pedidos (45 historia + 11 sitio) y Q 19,111.00 con IVA; la historia sin IVA es Q 13,106.67. Si Odoo incluye pedidos de la Fase 2, el total es mayor: anotar el número real y explicarlo.</w:t>
+        <w:t>Dato que hay que anotar: al corte, Odoo mostró 58 pedidos y Q 19,251.00 con IVA: Q 14,679.50 de historia y Q 4,571.50 del sitio. El plan preveía 56 y Q 19,111.00; la diferencia son 2 pedidos extra del sitio y Q 140.00 de fletes/ajustes. Si se suman los pedidos de la Fase 2 en Sales, el total sube a Q 20,961.00.</w:t>
       </w:r>
     </w:p>
     <w:p>
@@ -1709,13 +1734,7 @@
         <w:spacing w:after="40"/>
       </w:pPr>
       <w:r>
-        <w:rPr>
-          <w:b/>
-        </w:rPr>
-        <w:t xml:space="preserve">Qué se ve: </w:t>
-      </w:r>
-      <w:r>
-        <w:t>El top 5: LUB-001 (45), LUB-004 (21), ELE-007 (13), FRE-001 (12), ELE-003 (11). Entre los cinco, 102 de 179 unidades (57 %).</w:t>
+        <w:t>Qué se ve: al corte, el top 5 es LUB-001 (52), LUB-004 (21), ELE-007 (13), FRE-001 (12) y ELE-003 (11), excluyendo el producto de flete Delivery_007 (11 unidades). El plan estimaba LUB-001 (45), LUB-004 (21), ELE-007 (13), FRE-001 (12) y ELE-003 (11); el top 5 real suma 109 unidades.</w:t>
       </w:r>
     </w:p>
     <w:p>
@@ -1787,7 +1806,7 @@
         <w:spacing w:after="40"/>
       </w:pPr>
       <w:r>
-        <w:t>Qué se ve: Ventas directas (WhatsApp y teléfono) Q 14,679.50 y Website Sales Q 4,431.50; total Q 19,111.00 con IVA incluido (la historia sin IVA es Q 13,106.67). El margen se lee de la medida Margen. Si hay pedidos de la Fase 2, el canal directo los incluye.</w:t>
+        <w:t>Qué se ve: Website Q 4,571.50 con IVA (Q 4,081.69 sin IVA) y margen Q 1,217.69; Ventas directas Q 14,679.50 (Q 13,106.67 sin IVA) y margen Q 3,781.67; Sales (Fase 2) Q 1,710.00 y margen Q 310.78. Historia + sitio = Q 19,251.00; si se suman los pedidos de la Fase 2, Q 20,961.00. El margen se lee de la medida Margen.</w:t>
       </w:r>
     </w:p>
     <w:p>
@@ -1987,7 +2006,7 @@
           </w:tcPr>
           <w:p>
             <w:r>
-              <w:t>56 del plan (45+11); Odoo puede incluir 5 de la Fase 2</w:t>
+              <w:t>58 (45 historia + 13 sitio)</w:t>
             </w:r>
           </w:p>
         </w:tc>
@@ -1996,11 +2015,8 @@
             <w:tcW w:type="dxa" w:w="2041"/>
           </w:tcPr>
           <w:p>
-            <w:r/>
             <w:r>
-              <w:rPr>
-                <w:sz w:val="19"/>
-              </w:rPr>
+              <w:t>58</w:t>
             </w:r>
           </w:p>
         </w:tc>
@@ -2026,7 +2042,7 @@
           </w:tcPr>
           <w:p>
             <w:r>
-              <w:t>Q 19,111.00 con IVA (historia sin IVA Q 13,106.67)</w:t>
+              <w:t>Q 19,251.00 con IVA (historia sin IVA Q 13,106.67)</w:t>
             </w:r>
           </w:p>
         </w:tc>
@@ -2035,11 +2051,8 @@
             <w:tcW w:type="dxa" w:w="2041"/>
           </w:tcPr>
           <w:p>
-            <w:r/>
             <w:r>
-              <w:rPr>
-                <w:sz w:val="19"/>
-              </w:rPr>
+              <w:t>Q 19,251.00</w:t>
             </w:r>
           </w:p>
         </w:tc>
@@ -2101,7 +2114,7 @@
           </w:tcPr>
           <w:p>
             <w:r>
-              <w:t>11 pedidos · Q 4,431.50 con IVA</w:t>
+              <w:t>13 pedidos · Q 4,571.50 con IVA</w:t>
             </w:r>
           </w:p>
         </w:tc>
@@ -2111,7 +2124,7 @@
           </w:tcPr>
           <w:p>
             <w:r>
-              <w:t>4 de 11 al corte · Q 1,529.50 con IVA (verificar al capturar)</w:t>
+              <w:t>13 · Q 4,571.50</w:t>
             </w:r>
           </w:p>
         </w:tc>
@@ -2136,12 +2149,8 @@
             <w:tcW w:type="dxa" w:w="4535"/>
           </w:tcPr>
           <w:p>
-            <w:r/>
             <w:r>
-              <w:rPr>
-                <w:sz w:val="19"/>
-              </w:rPr>
-              <w:t>LUB-001 45, LUB-004 21, ELE-007 13, FRE-001 12, ELE-003 11</w:t>
+              <w:t>Plan: 45, 21, 13, 12, 11</w:t>
             </w:r>
           </w:p>
         </w:tc>
@@ -2150,11 +2159,8 @@
             <w:tcW w:type="dxa" w:w="2041"/>
           </w:tcPr>
           <w:p>
-            <w:r/>
             <w:r>
-              <w:rPr>
-                <w:sz w:val="19"/>
-              </w:rPr>
+              <w:t>52, 21, 13, 12, 11 (sin Delivery_007)</w:t>
             </w:r>
           </w:p>
         </w:tc>
@@ -2180,7 +2186,7 @@
           </w:tcPr>
           <w:p>
             <w:r>
-              <w:t>Directo Q 14,679.50 · Sitio Q 4,431.50 (con IVA)</w:t>
+              <w:t>Directo Q 14,679.50 · Sitio Q 4,571.50 (con IVA)</w:t>
             </w:r>
           </w:p>
         </w:tc>
@@ -2189,11 +2195,8 @@
             <w:tcW w:type="dxa" w:w="2041"/>
           </w:tcPr>
           <w:p>
-            <w:r/>
             <w:r>
-              <w:rPr>
-                <w:sz w:val="19"/>
-              </w:rPr>
+              <w:t>Directo Q 14,679.50 · Sitio Q 4,571.50</w:t>
             </w:r>
           </w:p>
         </w:tc>
@@ -2218,11 +2221,7 @@
             <w:tcW w:type="dxa" w:w="4535"/>
           </w:tcPr>
           <w:p>
-            <w:r/>
             <w:r>
-              <w:rPr>
-                <w:sz w:val="19"/>
-              </w:rPr>
               <w:t>7 reportes juntos</w:t>
             </w:r>
           </w:p>
@@ -2232,11 +2231,8 @@
             <w:tcW w:type="dxa" w:w="2041"/>
           </w:tcPr>
           <w:p>
-            <w:r/>
             <w:r>
-              <w:rPr>
-                <w:sz w:val="19"/>
-              </w:rPr>
+              <w:t>Pendiente / no incluido</w:t>
             </w:r>
           </w:p>
         </w:tc>
